--- a/report/informe_cnn_rnn_keras.docx
+++ b/report/informe_cnn_rnn_keras.docx
@@ -34,6 +34,19 @@
     <w:p>
       <w:r>
         <w:t>Se diseñaron y evaluaron dos módulos en Keras. La CNN clasificó las diez categorías de Fashion-MNIST con 91,25 % de accuracy y 0,9127 de F1 macro. La RNN pronosticó temperatura sobre Jena Climate: la GRU de 64 unidades logró MAE 1.918 °C y RMSE 2.370 °C en prueba, superando al baseline persistente.</w:t>
+      </w:r>
+    </w:p>
+    <w:p>
+      <w:pPr>
+        <w:pStyle w:val="Heading1"/>
+      </w:pPr>
+      <w:r>
+        <w:t>Metodología general</w:t>
+      </w:r>
+    </w:p>
+    <w:p>
+      <w:r>
+        <w:t>Los dos problemas se abordaron con el mismo criterio experimental: separar entrenamiento, validación y prueba; comparar alternativas bajo condiciones controladas; seleccionar el modelo exclusivamente con validación; y reservar prueba para una única evaluación final. En la CNN la entrada es espacial y la salida es una distribución entre clases. En la RNN la entrada es una secuencia multivariada y la salida es un valor continuo futuro. Por esa diferencia se usaron métricas y particiones específicas para cada módulo.</w:t>
       </w:r>
     </w:p>
     <w:p>
@@ -992,8 +1005,21 @@
       </w:tr>
     </w:tbl>
     <w:p>
+      <w:pPr>
+        <w:pStyle w:val="Heading2"/>
+      </w:pPr>
       <w:r>
-        <w:br w:type="page"/>
+        <w:t>Activaciones y función de pérdida</w:t>
+      </w:r>
+    </w:p>
+    <w:p>
+      <w:r>
+        <w:t>ReLU se utilizó en las capas convolucionales y densas porque introduce no linealidad sin saturar su región positiva y permite aprender jerarquías de bordes, texturas y formas. La salida Softmax transforma los diez logits en una distribución de probabilidades que suma uno. Sparse categorical cross-entropy es adecuada porque cada imagen posee una sola etiqueta entera y penaliza que el modelo asigne baja probabilidad a la clase correcta.</w:t>
+      </w:r>
+    </w:p>
+    <w:p>
+      <w:r>
+        <w:t>Las arquitecturas se mantuvieron comparables mediante la misma partición, semilla, tamaño de lote y cantidad máxima de épocas. Se variaron capacidad y regularización para observar el compromiso entre sesgo y varianza sin ajustar hiperparámetros sobre el conjunto de prueba.</w:t>
       </w:r>
     </w:p>
     <w:p>
@@ -1697,11 +1723,6 @@
       </w:r>
     </w:p>
     <w:p>
-      <w:r>
-        <w:br w:type="page"/>
-      </w:r>
-    </w:p>
-    <w:p>
       <w:pPr>
         <w:pStyle w:val="Heading1"/>
       </w:pPr>
@@ -1874,7 +1895,482 @@
     </w:p>
     <w:p>
       <w:r>
-        <w:t>Jena Climate reúne mediciones meteorológicas ordenadas en el tiempo. Se tomó una observación por hora y se usaron presión, temperatura, humedad relativa, velocidad y dirección del viento para pronosticar la temperatura seis horas adelante desde una ventana de 72 horas. Las 70.092 observaciones se dividieron cronológicamente en 49.064 para entrenamiento, 10.514 para validación y 10.514 para prueba. La media y el desvío se calcularon solo sobre entrenamiento para evitar que información futura contaminara el ajuste.</w:t>
+        <w:t>Jena Climate reúne mediciones meteorológicas registradas entre 2009 y 2016. Se tomó una observación por hora y se usaron presión, temperatura, humedad relativa, velocidad y dirección del viento para pronosticar la temperatura seis horas adelante desde una ventana de 72 horas. Las 70.092 observaciones se dividieron cronológicamente en 49.064 para entrenamiento, 10.514 para validación y 10.514 para prueba. La media y el desvío se calcularon solo sobre entrenamiento para evitar que información futura contaminara el ajuste.</w:t>
+      </w:r>
+    </w:p>
+    <w:tbl>
+      <w:tblPr>
+        <w:tblW w:type="auto" w:w="0"/>
+        <w:jc w:val="center"/>
+        <w:tblLayout w:type="fixed"/>
+        <w:tblLook w:firstColumn="1" w:firstRow="1" w:lastColumn="0" w:lastRow="0" w:noHBand="0" w:noVBand="1" w:val="04A0"/>
+        <w:tblBorders>
+          <w:top w:val="single" w:sz="6" w:color="D9D9D9"/>
+          <w:left w:val="single" w:sz="6" w:color="D9D9D9"/>
+          <w:bottom w:val="single" w:sz="6" w:color="D9D9D9"/>
+          <w:right w:val="single" w:sz="6" w:color="D9D9D9"/>
+          <w:insideH w:val="single" w:sz="6" w:color="D9D9D9"/>
+          <w:insideV w:val="single" w:sz="6" w:color="D9D9D9"/>
+        </w:tblBorders>
+      </w:tblPr>
+      <w:tblGrid>
+        <w:gridCol w:w="3389"/>
+        <w:gridCol w:w="3389"/>
+        <w:gridCol w:w="3389"/>
+      </w:tblGrid>
+      <w:tr>
+        <w:tc>
+          <w:tcPr>
+            <w:tcW w:type="dxa" w:w="2880"/>
+            <w:vAlign w:val="center"/>
+            <w:shd w:fill="1F4E78"/>
+            <w:tcMar>
+              <w:top w:w="90" w:type="dxa"/>
+              <w:start w:w="90" w:type="dxa"/>
+              <w:bottom w:w="90" w:type="dxa"/>
+              <w:end w:w="90" w:type="dxa"/>
+            </w:tcMar>
+          </w:tcPr>
+          <w:p>
+            <w:pPr>
+              <w:jc w:val="center"/>
+            </w:pPr>
+            <w:r>
+              <w:rPr>
+                <w:b/>
+                <w:color w:val="FFFFFF"/>
+                <w:sz w:val="18"/>
+              </w:rPr>
+              <w:t>Variable</w:t>
+            </w:r>
+          </w:p>
+        </w:tc>
+        <w:tc>
+          <w:tcPr>
+            <w:tcW w:type="dxa" w:w="1440"/>
+            <w:vAlign w:val="center"/>
+            <w:shd w:fill="1F4E78"/>
+            <w:tcMar>
+              <w:top w:w="90" w:type="dxa"/>
+              <w:start w:w="90" w:type="dxa"/>
+              <w:bottom w:w="90" w:type="dxa"/>
+              <w:end w:w="90" w:type="dxa"/>
+            </w:tcMar>
+          </w:tcPr>
+          <w:p>
+            <w:pPr>
+              <w:jc w:val="center"/>
+            </w:pPr>
+            <w:r>
+              <w:rPr>
+                <w:b/>
+                <w:color w:val="FFFFFF"/>
+                <w:sz w:val="18"/>
+              </w:rPr>
+              <w:t>Unidad</w:t>
+            </w:r>
+          </w:p>
+        </w:tc>
+        <w:tc>
+          <w:tcPr>
+            <w:tcW w:type="dxa" w:w="5688"/>
+            <w:vAlign w:val="center"/>
+            <w:shd w:fill="1F4E78"/>
+            <w:tcMar>
+              <w:top w:w="90" w:type="dxa"/>
+              <w:start w:w="90" w:type="dxa"/>
+              <w:bottom w:w="90" w:type="dxa"/>
+              <w:end w:w="90" w:type="dxa"/>
+            </w:tcMar>
+          </w:tcPr>
+          <w:p>
+            <w:pPr>
+              <w:jc w:val="center"/>
+            </w:pPr>
+            <w:r>
+              <w:rPr>
+                <w:b/>
+                <w:color w:val="FFFFFF"/>
+                <w:sz w:val="18"/>
+              </w:rPr>
+              <w:t>Aporte al pronóstico</w:t>
+            </w:r>
+          </w:p>
+        </w:tc>
+      </w:tr>
+      <w:tr>
+        <w:tc>
+          <w:tcPr>
+            <w:tcW w:type="dxa" w:w="2880"/>
+            <w:vAlign w:val="center"/>
+            <w:tcMar>
+              <w:top w:w="90" w:type="dxa"/>
+              <w:start w:w="90" w:type="dxa"/>
+              <w:bottom w:w="90" w:type="dxa"/>
+              <w:end w:w="90" w:type="dxa"/>
+            </w:tcMar>
+          </w:tcPr>
+          <w:p>
+            <w:pPr>
+              <w:jc w:val="left"/>
+            </w:pPr>
+            <w:r>
+              <w:rPr>
+                <w:sz w:val="17"/>
+              </w:rPr>
+              <w:t>Presión atmosférica</w:t>
+            </w:r>
+          </w:p>
+        </w:tc>
+        <w:tc>
+          <w:tcPr>
+            <w:tcW w:type="dxa" w:w="1440"/>
+            <w:vAlign w:val="center"/>
+            <w:tcMar>
+              <w:top w:w="90" w:type="dxa"/>
+              <w:start w:w="90" w:type="dxa"/>
+              <w:bottom w:w="90" w:type="dxa"/>
+              <w:end w:w="90" w:type="dxa"/>
+            </w:tcMar>
+          </w:tcPr>
+          <w:p>
+            <w:pPr>
+              <w:jc w:val="center"/>
+            </w:pPr>
+            <w:r>
+              <w:rPr>
+                <w:sz w:val="17"/>
+              </w:rPr>
+              <w:t>mbar</w:t>
+            </w:r>
+          </w:p>
+        </w:tc>
+        <w:tc>
+          <w:tcPr>
+            <w:tcW w:type="dxa" w:w="5688"/>
+            <w:vAlign w:val="center"/>
+            <w:tcMar>
+              <w:top w:w="90" w:type="dxa"/>
+              <w:start w:w="90" w:type="dxa"/>
+              <w:bottom w:w="90" w:type="dxa"/>
+              <w:end w:w="90" w:type="dxa"/>
+            </w:tcMar>
+          </w:tcPr>
+          <w:p>
+            <w:pPr>
+              <w:jc w:val="center"/>
+            </w:pPr>
+            <w:r>
+              <w:rPr>
+                <w:sz w:val="17"/>
+              </w:rPr>
+              <w:t>Cambios de masas de aire</w:t>
+            </w:r>
+          </w:p>
+        </w:tc>
+      </w:tr>
+      <w:tr>
+        <w:tc>
+          <w:tcPr>
+            <w:tcW w:type="dxa" w:w="2880"/>
+            <w:vAlign w:val="center"/>
+            <w:tcMar>
+              <w:top w:w="90" w:type="dxa"/>
+              <w:start w:w="90" w:type="dxa"/>
+              <w:bottom w:w="90" w:type="dxa"/>
+              <w:end w:w="90" w:type="dxa"/>
+            </w:tcMar>
+            <w:shd w:fill="EAF2F8"/>
+          </w:tcPr>
+          <w:p>
+            <w:pPr>
+              <w:jc w:val="left"/>
+            </w:pPr>
+            <w:r>
+              <w:rPr>
+                <w:sz w:val="17"/>
+              </w:rPr>
+              <w:t>Temperatura</w:t>
+            </w:r>
+          </w:p>
+        </w:tc>
+        <w:tc>
+          <w:tcPr>
+            <w:tcW w:type="dxa" w:w="1440"/>
+            <w:vAlign w:val="center"/>
+            <w:tcMar>
+              <w:top w:w="90" w:type="dxa"/>
+              <w:start w:w="90" w:type="dxa"/>
+              <w:bottom w:w="90" w:type="dxa"/>
+              <w:end w:w="90" w:type="dxa"/>
+            </w:tcMar>
+            <w:shd w:fill="EAF2F8"/>
+          </w:tcPr>
+          <w:p>
+            <w:pPr>
+              <w:jc w:val="center"/>
+            </w:pPr>
+            <w:r>
+              <w:rPr>
+                <w:sz w:val="17"/>
+              </w:rPr>
+              <w:t>°C</w:t>
+            </w:r>
+          </w:p>
+        </w:tc>
+        <w:tc>
+          <w:tcPr>
+            <w:tcW w:type="dxa" w:w="5688"/>
+            <w:vAlign w:val="center"/>
+            <w:tcMar>
+              <w:top w:w="90" w:type="dxa"/>
+              <w:start w:w="90" w:type="dxa"/>
+              <w:bottom w:w="90" w:type="dxa"/>
+              <w:end w:w="90" w:type="dxa"/>
+            </w:tcMar>
+            <w:shd w:fill="EAF2F8"/>
+          </w:tcPr>
+          <w:p>
+            <w:pPr>
+              <w:jc w:val="center"/>
+            </w:pPr>
+            <w:r>
+              <w:rPr>
+                <w:sz w:val="17"/>
+              </w:rPr>
+              <w:t>Estado reciente y variable objetivo</w:t>
+            </w:r>
+          </w:p>
+        </w:tc>
+      </w:tr>
+      <w:tr>
+        <w:tc>
+          <w:tcPr>
+            <w:tcW w:type="dxa" w:w="2880"/>
+            <w:vAlign w:val="center"/>
+            <w:tcMar>
+              <w:top w:w="90" w:type="dxa"/>
+              <w:start w:w="90" w:type="dxa"/>
+              <w:bottom w:w="90" w:type="dxa"/>
+              <w:end w:w="90" w:type="dxa"/>
+            </w:tcMar>
+          </w:tcPr>
+          <w:p>
+            <w:pPr>
+              <w:jc w:val="left"/>
+            </w:pPr>
+            <w:r>
+              <w:rPr>
+                <w:sz w:val="17"/>
+              </w:rPr>
+              <w:t>Humedad relativa</w:t>
+            </w:r>
+          </w:p>
+        </w:tc>
+        <w:tc>
+          <w:tcPr>
+            <w:tcW w:type="dxa" w:w="1440"/>
+            <w:vAlign w:val="center"/>
+            <w:tcMar>
+              <w:top w:w="90" w:type="dxa"/>
+              <w:start w:w="90" w:type="dxa"/>
+              <w:bottom w:w="90" w:type="dxa"/>
+              <w:end w:w="90" w:type="dxa"/>
+            </w:tcMar>
+          </w:tcPr>
+          <w:p>
+            <w:pPr>
+              <w:jc w:val="center"/>
+            </w:pPr>
+            <w:r>
+              <w:rPr>
+                <w:sz w:val="17"/>
+              </w:rPr>
+              <w:t>%</w:t>
+            </w:r>
+          </w:p>
+        </w:tc>
+        <w:tc>
+          <w:tcPr>
+            <w:tcW w:type="dxa" w:w="5688"/>
+            <w:vAlign w:val="center"/>
+            <w:tcMar>
+              <w:top w:w="90" w:type="dxa"/>
+              <w:start w:w="90" w:type="dxa"/>
+              <w:bottom w:w="90" w:type="dxa"/>
+              <w:end w:w="90" w:type="dxa"/>
+            </w:tcMar>
+          </w:tcPr>
+          <w:p>
+            <w:pPr>
+              <w:jc w:val="center"/>
+            </w:pPr>
+            <w:r>
+              <w:rPr>
+                <w:sz w:val="17"/>
+              </w:rPr>
+              <w:t>Relación con nubosidad y amplitud térmica</w:t>
+            </w:r>
+          </w:p>
+        </w:tc>
+      </w:tr>
+      <w:tr>
+        <w:tc>
+          <w:tcPr>
+            <w:tcW w:type="dxa" w:w="2880"/>
+            <w:vAlign w:val="center"/>
+            <w:tcMar>
+              <w:top w:w="90" w:type="dxa"/>
+              <w:start w:w="90" w:type="dxa"/>
+              <w:bottom w:w="90" w:type="dxa"/>
+              <w:end w:w="90" w:type="dxa"/>
+            </w:tcMar>
+            <w:shd w:fill="EAF2F8"/>
+          </w:tcPr>
+          <w:p>
+            <w:pPr>
+              <w:jc w:val="left"/>
+            </w:pPr>
+            <w:r>
+              <w:rPr>
+                <w:sz w:val="17"/>
+              </w:rPr>
+              <w:t>Velocidad del viento</w:t>
+            </w:r>
+          </w:p>
+        </w:tc>
+        <w:tc>
+          <w:tcPr>
+            <w:tcW w:type="dxa" w:w="1440"/>
+            <w:vAlign w:val="center"/>
+            <w:tcMar>
+              <w:top w:w="90" w:type="dxa"/>
+              <w:start w:w="90" w:type="dxa"/>
+              <w:bottom w:w="90" w:type="dxa"/>
+              <w:end w:w="90" w:type="dxa"/>
+            </w:tcMar>
+            <w:shd w:fill="EAF2F8"/>
+          </w:tcPr>
+          <w:p>
+            <w:pPr>
+              <w:jc w:val="center"/>
+            </w:pPr>
+            <w:r>
+              <w:rPr>
+                <w:sz w:val="17"/>
+              </w:rPr>
+              <w:t>m/s</w:t>
+            </w:r>
+          </w:p>
+        </w:tc>
+        <w:tc>
+          <w:tcPr>
+            <w:tcW w:type="dxa" w:w="5688"/>
+            <w:vAlign w:val="center"/>
+            <w:tcMar>
+              <w:top w:w="90" w:type="dxa"/>
+              <w:start w:w="90" w:type="dxa"/>
+              <w:bottom w:w="90" w:type="dxa"/>
+              <w:end w:w="90" w:type="dxa"/>
+            </w:tcMar>
+            <w:shd w:fill="EAF2F8"/>
+          </w:tcPr>
+          <w:p>
+            <w:pPr>
+              <w:jc w:val="center"/>
+            </w:pPr>
+            <w:r>
+              <w:rPr>
+                <w:sz w:val="17"/>
+              </w:rPr>
+              <w:t>Transporte y mezcla de aire</w:t>
+            </w:r>
+          </w:p>
+        </w:tc>
+      </w:tr>
+      <w:tr>
+        <w:tc>
+          <w:tcPr>
+            <w:tcW w:type="dxa" w:w="2880"/>
+            <w:vAlign w:val="center"/>
+            <w:tcMar>
+              <w:top w:w="90" w:type="dxa"/>
+              <w:start w:w="90" w:type="dxa"/>
+              <w:bottom w:w="90" w:type="dxa"/>
+              <w:end w:w="90" w:type="dxa"/>
+            </w:tcMar>
+          </w:tcPr>
+          <w:p>
+            <w:pPr>
+              <w:jc w:val="left"/>
+            </w:pPr>
+            <w:r>
+              <w:rPr>
+                <w:sz w:val="17"/>
+              </w:rPr>
+              <w:t>Dirección del viento</w:t>
+            </w:r>
+          </w:p>
+        </w:tc>
+        <w:tc>
+          <w:tcPr>
+            <w:tcW w:type="dxa" w:w="1440"/>
+            <w:vAlign w:val="center"/>
+            <w:tcMar>
+              <w:top w:w="90" w:type="dxa"/>
+              <w:start w:w="90" w:type="dxa"/>
+              <w:bottom w:w="90" w:type="dxa"/>
+              <w:end w:w="90" w:type="dxa"/>
+            </w:tcMar>
+          </w:tcPr>
+          <w:p>
+            <w:pPr>
+              <w:jc w:val="center"/>
+            </w:pPr>
+            <w:r>
+              <w:rPr>
+                <w:sz w:val="17"/>
+              </w:rPr>
+              <w:t>grados</w:t>
+            </w:r>
+          </w:p>
+        </w:tc>
+        <w:tc>
+          <w:tcPr>
+            <w:tcW w:type="dxa" w:w="5688"/>
+            <w:vAlign w:val="center"/>
+            <w:tcMar>
+              <w:top w:w="90" w:type="dxa"/>
+              <w:start w:w="90" w:type="dxa"/>
+              <w:bottom w:w="90" w:type="dxa"/>
+              <w:end w:w="90" w:type="dxa"/>
+            </w:tcMar>
+          </w:tcPr>
+          <w:p>
+            <w:pPr>
+              <w:jc w:val="center"/>
+            </w:pPr>
+            <w:r>
+              <w:rPr>
+                <w:sz w:val="17"/>
+              </w:rPr>
+              <w:t>Procedencia de las masas de aire</w:t>
+            </w:r>
+          </w:p>
+        </w:tc>
+      </w:tr>
+    </w:tbl>
+    <w:p>
+      <w:pPr>
+        <w:pStyle w:val="Heading2"/>
+      </w:pPr>
+      <w:r>
+        <w:t>Ventanas y prevención de fuga temporal</w:t>
+      </w:r>
+    </w:p>
+    <w:p>
+      <w:r>
+        <w:t>Cada ejemplo contiene 72 observaciones horarias consecutivas y su etiqueta es la temperatura ubicada seis pasos después de la última entrada. Las ventanas se desplazan de a una hora y mantienen el orden interno de la secuencia. La partición se realizó antes de normalizar y antes de construir ventanas, de modo que ninguna secuencia atraviesa el límite entre entrenamiento, validación y prueba. Mezclar las filas aleatoriamente habría permitido aprender información del futuro y producir métricas artificialmente optimistas.</w:t>
       </w:r>
     </w:p>
     <w:p>
@@ -1888,6 +2384,410 @@
     <w:p>
       <w:r>
         <w:t>Se compararon celdas GRU y LSTM. Ambas incorporan compuertas que regulan qué información conservar u olvidar, creando rutas de gradiente más estables que una RNN simple durante la retropropagación a través del tiempo. GRU requiere menos parámetros que una LSTM equivalente y resultó ligeramente mejor en validación. Los modelos usaron Dropout 0,2, una capa Dense de 16 unidades, salida lineal, Adam con learning rate 0,001 y clipping de norma 1,0.</w:t>
+      </w:r>
+    </w:p>
+    <w:tbl>
+      <w:tblPr>
+        <w:tblW w:type="auto" w:w="0"/>
+        <w:jc w:val="center"/>
+        <w:tblLayout w:type="fixed"/>
+        <w:tblLook w:firstColumn="1" w:firstRow="1" w:lastColumn="0" w:lastRow="0" w:noHBand="0" w:noVBand="1" w:val="04A0"/>
+        <w:tblBorders>
+          <w:top w:val="single" w:sz="6" w:color="D9D9D9"/>
+          <w:left w:val="single" w:sz="6" w:color="D9D9D9"/>
+          <w:bottom w:val="single" w:sz="6" w:color="D9D9D9"/>
+          <w:right w:val="single" w:sz="6" w:color="D9D9D9"/>
+          <w:insideH w:val="single" w:sz="6" w:color="D9D9D9"/>
+          <w:insideV w:val="single" w:sz="6" w:color="D9D9D9"/>
+        </w:tblBorders>
+      </w:tblPr>
+      <w:tblGrid>
+        <w:gridCol w:w="3389"/>
+        <w:gridCol w:w="3389"/>
+        <w:gridCol w:w="3389"/>
+      </w:tblGrid>
+      <w:tr>
+        <w:tc>
+          <w:tcPr>
+            <w:tcW w:type="dxa" w:w="3240"/>
+            <w:vAlign w:val="center"/>
+            <w:shd w:fill="1F4E78"/>
+            <w:tcMar>
+              <w:top w:w="90" w:type="dxa"/>
+              <w:start w:w="90" w:type="dxa"/>
+              <w:bottom w:w="90" w:type="dxa"/>
+              <w:end w:w="90" w:type="dxa"/>
+            </w:tcMar>
+          </w:tcPr>
+          <w:p>
+            <w:pPr>
+              <w:jc w:val="center"/>
+            </w:pPr>
+            <w:r>
+              <w:rPr>
+                <w:b/>
+                <w:color w:val="FFFFFF"/>
+                <w:sz w:val="18"/>
+              </w:rPr>
+              <w:t>Capa del modelo final</w:t>
+            </w:r>
+          </w:p>
+        </w:tc>
+        <w:tc>
+          <w:tcPr>
+            <w:tcW w:type="dxa" w:w="1440"/>
+            <w:vAlign w:val="center"/>
+            <w:shd w:fill="1F4E78"/>
+            <w:tcMar>
+              <w:top w:w="90" w:type="dxa"/>
+              <w:start w:w="90" w:type="dxa"/>
+              <w:bottom w:w="90" w:type="dxa"/>
+              <w:end w:w="90" w:type="dxa"/>
+            </w:tcMar>
+          </w:tcPr>
+          <w:p>
+            <w:pPr>
+              <w:jc w:val="center"/>
+            </w:pPr>
+            <w:r>
+              <w:rPr>
+                <w:b/>
+                <w:color w:val="FFFFFF"/>
+                <w:sz w:val="18"/>
+              </w:rPr>
+              <w:t>Salida</w:t>
+            </w:r>
+          </w:p>
+        </w:tc>
+        <w:tc>
+          <w:tcPr>
+            <w:tcW w:type="dxa" w:w="5328"/>
+            <w:vAlign w:val="center"/>
+            <w:shd w:fill="1F4E78"/>
+            <w:tcMar>
+              <w:top w:w="90" w:type="dxa"/>
+              <w:start w:w="90" w:type="dxa"/>
+              <w:bottom w:w="90" w:type="dxa"/>
+              <w:end w:w="90" w:type="dxa"/>
+            </w:tcMar>
+          </w:tcPr>
+          <w:p>
+            <w:pPr>
+              <w:jc w:val="center"/>
+            </w:pPr>
+            <w:r>
+              <w:rPr>
+                <w:b/>
+                <w:color w:val="FFFFFF"/>
+                <w:sz w:val="18"/>
+              </w:rPr>
+              <w:t>Función</w:t>
+            </w:r>
+          </w:p>
+        </w:tc>
+      </w:tr>
+      <w:tr>
+        <w:tc>
+          <w:tcPr>
+            <w:tcW w:type="dxa" w:w="3240"/>
+            <w:vAlign w:val="center"/>
+            <w:tcMar>
+              <w:top w:w="90" w:type="dxa"/>
+              <w:start w:w="90" w:type="dxa"/>
+              <w:bottom w:w="90" w:type="dxa"/>
+              <w:end w:w="90" w:type="dxa"/>
+            </w:tcMar>
+          </w:tcPr>
+          <w:p>
+            <w:pPr>
+              <w:jc w:val="left"/>
+            </w:pPr>
+            <w:r>
+              <w:rPr>
+                <w:sz w:val="17"/>
+              </w:rPr>
+              <w:t>Entrada</w:t>
+            </w:r>
+          </w:p>
+        </w:tc>
+        <w:tc>
+          <w:tcPr>
+            <w:tcW w:type="dxa" w:w="1440"/>
+            <w:vAlign w:val="center"/>
+            <w:tcMar>
+              <w:top w:w="90" w:type="dxa"/>
+              <w:start w:w="90" w:type="dxa"/>
+              <w:bottom w:w="90" w:type="dxa"/>
+              <w:end w:w="90" w:type="dxa"/>
+            </w:tcMar>
+          </w:tcPr>
+          <w:p>
+            <w:pPr>
+              <w:jc w:val="center"/>
+            </w:pPr>
+            <w:r>
+              <w:rPr>
+                <w:sz w:val="17"/>
+              </w:rPr>
+              <w:t>72 x 5</w:t>
+            </w:r>
+          </w:p>
+        </w:tc>
+        <w:tc>
+          <w:tcPr>
+            <w:tcW w:type="dxa" w:w="5328"/>
+            <w:vAlign w:val="center"/>
+            <w:tcMar>
+              <w:top w:w="90" w:type="dxa"/>
+              <w:start w:w="90" w:type="dxa"/>
+              <w:bottom w:w="90" w:type="dxa"/>
+              <w:end w:w="90" w:type="dxa"/>
+            </w:tcMar>
+          </w:tcPr>
+          <w:p>
+            <w:pPr>
+              <w:jc w:val="center"/>
+            </w:pPr>
+            <w:r>
+              <w:rPr>
+                <w:sz w:val="17"/>
+              </w:rPr>
+              <w:t>Ventana multivariada normalizada</w:t>
+            </w:r>
+          </w:p>
+        </w:tc>
+      </w:tr>
+      <w:tr>
+        <w:tc>
+          <w:tcPr>
+            <w:tcW w:type="dxa" w:w="3240"/>
+            <w:vAlign w:val="center"/>
+            <w:tcMar>
+              <w:top w:w="90" w:type="dxa"/>
+              <w:start w:w="90" w:type="dxa"/>
+              <w:bottom w:w="90" w:type="dxa"/>
+              <w:end w:w="90" w:type="dxa"/>
+            </w:tcMar>
+            <w:shd w:fill="EAF2F8"/>
+          </w:tcPr>
+          <w:p>
+            <w:pPr>
+              <w:jc w:val="left"/>
+            </w:pPr>
+            <w:r>
+              <w:rPr>
+                <w:sz w:val="17"/>
+              </w:rPr>
+              <w:t>GRU 64</w:t>
+            </w:r>
+          </w:p>
+        </w:tc>
+        <w:tc>
+          <w:tcPr>
+            <w:tcW w:type="dxa" w:w="1440"/>
+            <w:vAlign w:val="center"/>
+            <w:tcMar>
+              <w:top w:w="90" w:type="dxa"/>
+              <w:start w:w="90" w:type="dxa"/>
+              <w:bottom w:w="90" w:type="dxa"/>
+              <w:end w:w="90" w:type="dxa"/>
+            </w:tcMar>
+            <w:shd w:fill="EAF2F8"/>
+          </w:tcPr>
+          <w:p>
+            <w:pPr>
+              <w:jc w:val="center"/>
+            </w:pPr>
+            <w:r>
+              <w:rPr>
+                <w:sz w:val="17"/>
+              </w:rPr>
+              <w:t>64</w:t>
+            </w:r>
+          </w:p>
+        </w:tc>
+        <w:tc>
+          <w:tcPr>
+            <w:tcW w:type="dxa" w:w="5328"/>
+            <w:vAlign w:val="center"/>
+            <w:tcMar>
+              <w:top w:w="90" w:type="dxa"/>
+              <w:start w:w="90" w:type="dxa"/>
+              <w:bottom w:w="90" w:type="dxa"/>
+              <w:end w:w="90" w:type="dxa"/>
+            </w:tcMar>
+            <w:shd w:fill="EAF2F8"/>
+          </w:tcPr>
+          <w:p>
+            <w:pPr>
+              <w:jc w:val="center"/>
+            </w:pPr>
+            <w:r>
+              <w:rPr>
+                <w:sz w:val="17"/>
+              </w:rPr>
+              <w:t>Memoria temporal con compuertas</w:t>
+            </w:r>
+          </w:p>
+        </w:tc>
+      </w:tr>
+      <w:tr>
+        <w:tc>
+          <w:tcPr>
+            <w:tcW w:type="dxa" w:w="3240"/>
+            <w:vAlign w:val="center"/>
+            <w:tcMar>
+              <w:top w:w="90" w:type="dxa"/>
+              <w:start w:w="90" w:type="dxa"/>
+              <w:bottom w:w="90" w:type="dxa"/>
+              <w:end w:w="90" w:type="dxa"/>
+            </w:tcMar>
+          </w:tcPr>
+          <w:p>
+            <w:pPr>
+              <w:jc w:val="left"/>
+            </w:pPr>
+            <w:r>
+              <w:rPr>
+                <w:sz w:val="17"/>
+              </w:rPr>
+              <w:t>Dense 16 y ReLU</w:t>
+            </w:r>
+          </w:p>
+        </w:tc>
+        <w:tc>
+          <w:tcPr>
+            <w:tcW w:type="dxa" w:w="1440"/>
+            <w:vAlign w:val="center"/>
+            <w:tcMar>
+              <w:top w:w="90" w:type="dxa"/>
+              <w:start w:w="90" w:type="dxa"/>
+              <w:bottom w:w="90" w:type="dxa"/>
+              <w:end w:w="90" w:type="dxa"/>
+            </w:tcMar>
+          </w:tcPr>
+          <w:p>
+            <w:pPr>
+              <w:jc w:val="center"/>
+            </w:pPr>
+            <w:r>
+              <w:rPr>
+                <w:sz w:val="17"/>
+              </w:rPr>
+              <w:t>16</w:t>
+            </w:r>
+          </w:p>
+        </w:tc>
+        <w:tc>
+          <w:tcPr>
+            <w:tcW w:type="dxa" w:w="5328"/>
+            <w:vAlign w:val="center"/>
+            <w:tcMar>
+              <w:top w:w="90" w:type="dxa"/>
+              <w:start w:w="90" w:type="dxa"/>
+              <w:bottom w:w="90" w:type="dxa"/>
+              <w:end w:w="90" w:type="dxa"/>
+            </w:tcMar>
+          </w:tcPr>
+          <w:p>
+            <w:pPr>
+              <w:jc w:val="center"/>
+            </w:pPr>
+            <w:r>
+              <w:rPr>
+                <w:sz w:val="17"/>
+              </w:rPr>
+              <w:t>Combinación no lineal de características</w:t>
+            </w:r>
+          </w:p>
+        </w:tc>
+      </w:tr>
+      <w:tr>
+        <w:tc>
+          <w:tcPr>
+            <w:tcW w:type="dxa" w:w="3240"/>
+            <w:vAlign w:val="center"/>
+            <w:tcMar>
+              <w:top w:w="90" w:type="dxa"/>
+              <w:start w:w="90" w:type="dxa"/>
+              <w:bottom w:w="90" w:type="dxa"/>
+              <w:end w:w="90" w:type="dxa"/>
+            </w:tcMar>
+            <w:shd w:fill="EAF2F8"/>
+          </w:tcPr>
+          <w:p>
+            <w:pPr>
+              <w:jc w:val="left"/>
+            </w:pPr>
+            <w:r>
+              <w:rPr>
+                <w:sz w:val="17"/>
+              </w:rPr>
+              <w:t>Dense lineal</w:t>
+            </w:r>
+          </w:p>
+        </w:tc>
+        <w:tc>
+          <w:tcPr>
+            <w:tcW w:type="dxa" w:w="1440"/>
+            <w:vAlign w:val="center"/>
+            <w:tcMar>
+              <w:top w:w="90" w:type="dxa"/>
+              <w:start w:w="90" w:type="dxa"/>
+              <w:bottom w:w="90" w:type="dxa"/>
+              <w:end w:w="90" w:type="dxa"/>
+            </w:tcMar>
+            <w:shd w:fill="EAF2F8"/>
+          </w:tcPr>
+          <w:p>
+            <w:pPr>
+              <w:jc w:val="center"/>
+            </w:pPr>
+            <w:r>
+              <w:rPr>
+                <w:sz w:val="17"/>
+              </w:rPr>
+              <w:t>1</w:t>
+            </w:r>
+          </w:p>
+        </w:tc>
+        <w:tc>
+          <w:tcPr>
+            <w:tcW w:type="dxa" w:w="5328"/>
+            <w:vAlign w:val="center"/>
+            <w:tcMar>
+              <w:top w:w="90" w:type="dxa"/>
+              <w:start w:w="90" w:type="dxa"/>
+              <w:bottom w:w="90" w:type="dxa"/>
+              <w:end w:w="90" w:type="dxa"/>
+            </w:tcMar>
+            <w:shd w:fill="EAF2F8"/>
+          </w:tcPr>
+          <w:p>
+            <w:pPr>
+              <w:jc w:val="center"/>
+            </w:pPr>
+            <w:r>
+              <w:rPr>
+                <w:sz w:val="17"/>
+              </w:rPr>
+              <w:t>Temperatura futura normalizada</w:t>
+            </w:r>
+          </w:p>
+        </w:tc>
+      </w:tr>
+    </w:tbl>
+    <w:p>
+      <w:pPr>
+        <w:pStyle w:val="Heading2"/>
+      </w:pPr>
+      <w:r>
+        <w:t>Retropropagación a través del tiempo</w:t>
+      </w:r>
+    </w:p>
+    <w:p>
+      <w:r>
+        <w:t>Durante BPTT la red recurrente se despliega conceptualmente a lo largo de los 72 pasos y el error final se propaga hacia estados anteriores. En una RNN simple la multiplicación repetida por matrices recurrentes puede hacer que el gradiente tienda a cero o crezca sin control. Las compuertas de actualización y reinicio de GRU ofrecen caminos aditivos para conservar información útil y reducen la desaparición del gradiente. El clipping con norma máxima 1,0 limita explosiones ocasionales sin modificar la dirección global de la actualización.</w:t>
       </w:r>
     </w:p>
     <w:tbl>
@@ -2653,6 +3553,37 @@
     </w:p>
     <w:p>
       <w:pPr>
+        <w:pStyle w:val="Heading2"/>
+      </w:pPr>
+      <w:r>
+        <w:t>Análisis de errores y limitaciones</w:t>
+      </w:r>
+    </w:p>
+    <w:p>
+      <w:r>
+        <w:t>La mejora frente a persistencia demuestra que el modelo aprovecha relaciones entre las cinco variables y no se limita a repetir la última temperatura. Sin embargo, las predicciones son más suaves que la serie real: los cambios rápidos y los extremos térmicos concentran los errores mayores. MSE favorece este comportamiento porque una estimación cercana al promedio reduce el costo de errores grandes, aunque puede atenuar picos. Como extensión se podrían comparar MAE o Huber como pérdidas, incorporar estacionalidad explícita y evaluar varios horizontes de pronóstico.</w:t>
+      </w:r>
+    </w:p>
+    <w:p>
+      <w:r>
+        <w:t>La comparación también muestra que una red más grande no garantiza una mejora proporcional. GRU 64 redujo la MAE de validación solo 0,0016 respecto de GRU 32, pero utilizó más del triple de parámetros. Por lo tanto, GRU 32 sigue siendo una alternativa razonable cuando importan memoria, velocidad de entrenamiento o tamaño del modelo.</w:t>
+      </w:r>
+    </w:p>
+    <w:p>
+      <w:pPr>
+        <w:pStyle w:val="Heading1"/>
+      </w:pPr>
+      <w:r>
+        <w:t>Reproducibilidad</w:t>
+      </w:r>
+    </w:p>
+    <w:p>
+      <w:r>
+        <w:t>Todos los experimentos usan semilla 42 y registran arquitectura, parámetros, historial por época, tiempos y métricas. EarlyStopping restaura los mejores pesos, ReduceLROnPlateau disminuye el learning rate cuando la validación se estanca y ModelCheckpoint conserva cada candidato. Los archivos JSON y CSV permiten regenerar tablas y figuras sin volver a entrenar. El modelo elegido se exportó en formato Keras junto con los scripts y las dependencias declaradas.</w:t>
+      </w:r>
+    </w:p>
+    <w:p>
+      <w:pPr>
         <w:pStyle w:val="Heading1"/>
       </w:pPr>
       <w:r>
